--- a/alkalmazás dokumentáció.docx
+++ b/alkalmazás dokumentáció.docx
@@ -431,7 +431,7 @@
       </w:pPr>
       <w:bookmarkStart w:id="1" w:name="_Toc164351090"/>
       <w:r>
-        <w:t>A mai világban a digitalizáció egyre nagyobb szerepet játszik a mindennapi élet különböző területein, így a vendéglátásban is. Az éttermek folyamatosan keresik azokat a megoldásokat, amelyekkel javíthatják a kiszolgálás gyorsaságát, növelhetik a vendégek elégedettségét, valamint hatékonyabbá tehetik működésüket.</w:t>
+        <w:t>A vendéglátóiparban az utóbbi években egyre nagyobb szerepet kapnak a digitális megoldások, amelyek célja a kiszolgálás gyorsítása, a hibák csökkentése és a vendégélmény javítása. A hagyományos éttermi működés során a rendelés felvétele általában a felszolgálón keresztül történik, ami több lépésből álló folyamat: a vendég kiválasztja az ételt, jelzi rendelési szándékát, a felszolgáló rögzíti azt, majd továbbítja a konyhának. Ez a folyamat azonban időigényes lehet, és különösen forgalmas időszakokban könnyen kialakulhatnak torlódások, félreértések vagy hibák.</w:t>
       </w:r>
     </w:p>
     <w:p>
@@ -439,7 +439,7 @@
         <w:pStyle w:val="NormlWeb"/>
       </w:pPr>
       <w:r>
-        <w:t>A hagyományos rendelési folyamat sok esetben időigényes, és nagyban függ a felszolgálók leterheltségétől. Ez különösen forgalmas időszakokban okozhat problémát, amikor a vendégeknek hosszabb ideig kell várniuk a rendelés leadására vagy az ételek megérkezésére. Emellett az emberi tényezőből adódó hibák – például félreértések vagy pontatlan rendelésfelvétel – szintén ronthatják a vendégélményt.</w:t>
+        <w:t>Projektünk során egy olyan rendszert hoztunk létre, amely ezt a folyamatot egyszerűsíti és korszerűsíti. A megoldás lényege, hogy az étterem asztalain elhelyezett tabletek segítségével a vendégek közvetlenül, önállóan tudják kiválasztani és leadni rendeléseiket. A felhasználó egy könnyen kezelhető felületen böngészheti az étlapot, kiválaszthatja a kívánt ételeket és italokat, majd néhány lépésben elküldheti rendelését.</w:t>
       </w:r>
     </w:p>
     <w:p>
@@ -447,7 +447,7 @@
         <w:pStyle w:val="NormlWeb"/>
       </w:pPr>
       <w:r>
-        <w:t>Projektünk célja egy olyan modern, digitális megoldás megvalósítása volt, amely képes ezekre a problémákra hatékony választ adni. Ennek érdekében egy asztalokra kihelyezett tableteken működő rendelési rendszert hoztunk létre, amely lehetővé teszi, hogy a vendégek közvetlenül, gyorsan és egyszerűen adhassák le rendeléseiket.</w:t>
+        <w:t>A rendelés leadása után az adatok azonnal továbbításra kerülnek a rendszer háttérrészébe, ahol feldolgozásra kerülnek, majd megjelennek a konyhai vagy kiszolgáló egység számára. Ez a közvetlen adatátvitel lehetővé teszi, hogy a rendelés gyorsabban és pontosabban jusson el a megfelelő helyre, kizárva az emberi kommunikációból adódó hibákat. A rendszer így nemcsak gyorsabb működést biztosít, hanem megbízhatóbbá is teszi a teljes rendelési folyamatot.</w:t>
       </w:r>
     </w:p>
     <w:p>
@@ -455,28 +455,16 @@
         <w:pStyle w:val="NormlWeb"/>
       </w:pPr>
       <w:r>
-        <w:t>A fejlesztés során kiemelt figyelmet fordítottunk arra, hogy a rendszer felhasználóbarát, könnyen kezelhető és megbízható legyen, valamint illeszkedjen a modern éttermi környezet elvárásaihoz. A projekt nemcsak technikai megvalósítást jelentett, hanem egy valós problémára adott gyakorlati megoldást is.</w:t>
-      </w:r>
-    </w:p>
-    <w:p>
-      <w:pPr>
-        <w:pStyle w:val="Cmsor1"/>
-      </w:pPr>
-    </w:p>
-    <w:p>
-      <w:pPr>
-        <w:pStyle w:val="Cmsor1"/>
-      </w:pPr>
-    </w:p>
-    <w:p>
-      <w:pPr>
-        <w:pStyle w:val="Cmsor1"/>
-      </w:pPr>
-    </w:p>
-    <w:p>
-      <w:pPr>
-        <w:pStyle w:val="Cmsor1"/>
-      </w:pPr>
+        <w:t>A megoldás további előnye, hogy a vendégek számára kényelmesebb élményt nyújt. Nem szükséges megvárniuk a felszolgálót, saját tempójukban dönthetnek, és bármikor leadhatják rendelésüket. Emellett sokak számára előnyös, hogy a rendelés során nincs szükség közvetlen kommunikációra, ami különösen hasznos lehet idegen nyelvi környezetben vagy azok számára, akik ezt a megoldást részesítik előnyben.</w:t>
+      </w:r>
+    </w:p>
+    <w:p>
+      <w:pPr>
+        <w:pStyle w:val="NormlWeb"/>
+      </w:pPr>
+      <w:r>
+        <w:t>Összességében a projekt egy olyan modern, felhasználóbarát rendszert valósít meg, amely bemutatja, hogyan lehet a digitális technológiák segítségével egyszerűbbé, gyorsabbá és hatékonyabbá tenni egy mindennapi folyamatot, mint az éttermi rendelés.</w:t>
+      </w:r>
     </w:p>
     <w:p>
       <w:pPr>
@@ -518,263 +506,149 @@
         <w:lastRenderedPageBreak/>
         <w:t>Szoftver célját</w:t>
       </w:r>
+      <w:bookmarkStart w:id="2" w:name="_GoBack"/>
       <w:bookmarkEnd w:id="1"/>
-    </w:p>
-    <w:p>
-      <w:pPr>
-        <w:pStyle w:val="NormlWeb"/>
-        <w:spacing w:before="240" w:beforeAutospacing="0" w:after="240" w:afterAutospacing="0"/>
-      </w:pPr>
-      <w:r>
-        <w:rPr>
-          <w:rFonts w:ascii="Arial" w:hAnsi="Arial" w:cs="Arial"/>
-          <w:color w:val="000000"/>
-          <w:sz w:val="22"/>
-          <w:szCs w:val="22"/>
-        </w:rPr>
-        <w:t xml:space="preserve">A projektünk célja egy olyan innovatív, digitális rendelési rendszer létrehozása volt, amely megkönnyíti és korszerűsíti az éttermekben történő ételrendelés folyamatát. A rendszer központi eleme egy, az asztaloknál elhelyezett tablet, amelyen keresztül a vendégek közvetlenül adhatják le rendeléseiket, </w:t>
+      <w:bookmarkEnd w:id="2"/>
+    </w:p>
+    <w:p>
+      <w:pPr>
+        <w:spacing w:before="100" w:beforeAutospacing="1" w:after="100" w:afterAutospacing="1" w:line="240" w:lineRule="auto"/>
+        <w:jc w:val="left"/>
+        <w:rPr>
+          <w:rFonts w:eastAsia="Times New Roman" w:cs="Times New Roman"/>
+          <w:szCs w:val="24"/>
+          <w:lang w:eastAsia="hu-HU"/>
+        </w:rPr>
+      </w:pPr>
+      <w:bookmarkStart w:id="3" w:name="_Toc164351091"/>
+      <w:r>
+        <w:rPr>
+          <w:rFonts w:eastAsia="Times New Roman" w:cs="Times New Roman"/>
+          <w:szCs w:val="24"/>
+          <w:lang w:eastAsia="hu-HU"/>
+        </w:rPr>
+        <w:t>A szoftver célja egy modern, digitális éttermi rendelési rendszer létrehozása, amely több szempontból is javítja a hagyományos rendelési folyamatot. Az egyik legfontosabb cél a modernizáció, hiszen a rendszer a papíralapú vagy szóban történő rendelésfelvételt egy korszerű, tablet alapú megoldással váltja fel, amely jobban illeszkedik a mai technológiai környezethez és elvárásokhoz. Emellett kiemelt szerepet kap a hibák csökkentése a rendelésfelvétel során, mivel a vendégek közvetlenül a rendszerbe viszik be rendelésüket, így elkerülhetők a félreértések és a hibás rögzítések, amelyek gyakran előfordulhatnak emberi közvetítés esetén. Ezáltal nemcsak a pontosság növekszik, hanem a kiszolgálás minősége is javul, ami hosszú távon a vendégek elégedettségéhez vezet.</w:t>
+      </w:r>
+    </w:p>
+    <w:p>
+      <w:pPr>
+        <w:spacing w:before="100" w:beforeAutospacing="1" w:after="100" w:afterAutospacing="1" w:line="240" w:lineRule="auto"/>
+        <w:jc w:val="left"/>
+        <w:rPr>
+          <w:rFonts w:eastAsia="Times New Roman" w:cs="Times New Roman"/>
+          <w:szCs w:val="24"/>
+          <w:lang w:eastAsia="hu-HU"/>
+        </w:rPr>
+      </w:pPr>
+      <w:r>
+        <w:rPr>
+          <w:rFonts w:eastAsia="Times New Roman" w:cs="Times New Roman"/>
+          <w:szCs w:val="24"/>
+          <w:lang w:eastAsia="hu-HU"/>
+        </w:rPr>
+        <w:t xml:space="preserve">A szoftver további célja a kényelem növelése, mivel a vendégek saját tempójukban, várakozás nélkül böngészhetik az étlapot és adhatják le rendelésüket. Ez különösen előnyös forgalmas időszakokban, amikor a felszolgálók </w:t>
       </w:r>
       <w:proofErr w:type="gramStart"/>
       <w:r>
         <w:rPr>
-          <w:rFonts w:ascii="Arial" w:hAnsi="Arial" w:cs="Arial"/>
-          <w:color w:val="000000"/>
-          <w:sz w:val="22"/>
-          <w:szCs w:val="22"/>
-        </w:rPr>
-        <w:t>anélkül</w:t>
+          <w:rFonts w:eastAsia="Times New Roman" w:cs="Times New Roman"/>
+          <w:szCs w:val="24"/>
+          <w:lang w:eastAsia="hu-HU"/>
+        </w:rPr>
+        <w:t>leterheltek,</w:t>
       </w:r>
       <w:proofErr w:type="gramEnd"/>
       <w:r>
         <w:rPr>
-          <w:rFonts w:ascii="Arial" w:hAnsi="Arial" w:cs="Arial"/>
-          <w:color w:val="000000"/>
-          <w:sz w:val="22"/>
-          <w:szCs w:val="22"/>
-        </w:rPr>
-        <w:t xml:space="preserve"> hogy felszolgáló segítségére lenne szükségük.</w:t>
-      </w:r>
-    </w:p>
-    <w:p>
-      <w:pPr>
-        <w:pStyle w:val="NormlWeb"/>
-        <w:spacing w:before="240" w:beforeAutospacing="0" w:after="240" w:afterAutospacing="0"/>
-      </w:pPr>
-      <w:r>
-        <w:rPr>
-          <w:rFonts w:ascii="Arial" w:hAnsi="Arial" w:cs="Arial"/>
-          <w:color w:val="000000"/>
-          <w:sz w:val="22"/>
-          <w:szCs w:val="22"/>
-        </w:rPr>
-        <w:t>A hagyományos éttermi működés során a rendelés felvétele több lépésből áll: a vendég kiválasztja az ételt, jelzi a felszolgálónak, aki rögzíti a rendelést, majd továbbítja azt a konyhának. Ez a folyamat időigényes lehet, különösen zsúfolt időszakokban, valamint növeli a félreértések és hibák lehetőségét is.</w:t>
-      </w:r>
-    </w:p>
-    <w:p>
-      <w:pPr>
-        <w:pStyle w:val="NormlWeb"/>
-        <w:spacing w:before="240" w:beforeAutospacing="0" w:after="240" w:afterAutospacing="0"/>
-      </w:pPr>
-      <w:r>
-        <w:rPr>
-          <w:rFonts w:ascii="Arial" w:hAnsi="Arial" w:cs="Arial"/>
-          <w:color w:val="000000"/>
-          <w:sz w:val="22"/>
-          <w:szCs w:val="22"/>
-        </w:rPr>
-        <w:t>Projektünk célja ennek a folyamatnak az egyszerűsítése és automatizálása.</w:t>
-      </w:r>
-    </w:p>
-    <w:p>
-      <w:pPr>
-        <w:pStyle w:val="Cmsor3"/>
-        <w:spacing w:before="280" w:after="80"/>
-        <w:rPr>
-          <w:b w:val="0"/>
-          <w:i w:val="0"/>
-          <w:u w:val="single"/>
-        </w:rPr>
-      </w:pPr>
-      <w:r>
-        <w:rPr>
-          <w:rFonts w:ascii="Arial" w:hAnsi="Arial" w:cs="Arial"/>
-          <w:b w:val="0"/>
-          <w:i w:val="0"/>
-          <w:color w:val="000000"/>
-          <w:sz w:val="26"/>
-          <w:szCs w:val="26"/>
-          <w:u w:val="single"/>
-        </w:rPr>
-        <w:t>Fő célkitűzések</w:t>
-      </w:r>
-    </w:p>
-    <w:p>
-      <w:pPr>
-        <w:pStyle w:val="NormlWeb"/>
-        <w:numPr>
-          <w:ilvl w:val="0"/>
-          <w:numId w:val="1"/>
-        </w:numPr>
-        <w:spacing w:before="240" w:beforeAutospacing="0" w:after="0" w:afterAutospacing="0"/>
-        <w:textAlignment w:val="baseline"/>
-        <w:rPr>
-          <w:rFonts w:ascii="Arial" w:hAnsi="Arial" w:cs="Arial"/>
-          <w:color w:val="000000"/>
-          <w:sz w:val="22"/>
-          <w:szCs w:val="22"/>
-        </w:rPr>
-      </w:pPr>
-      <w:r>
-        <w:rPr>
-          <w:rFonts w:ascii="Arial" w:hAnsi="Arial" w:cs="Arial"/>
-          <w:b/>
-          <w:bCs/>
-          <w:color w:val="000000"/>
-          <w:sz w:val="22"/>
-          <w:szCs w:val="22"/>
-        </w:rPr>
-        <w:t>A rendelési folyamat felgyorsítása</w:t>
-      </w:r>
-    </w:p>
-    <w:p>
-      <w:pPr>
-        <w:pStyle w:val="NormlWeb"/>
-        <w:numPr>
-          <w:ilvl w:val="0"/>
-          <w:numId w:val="1"/>
-        </w:numPr>
-        <w:spacing w:before="0" w:beforeAutospacing="0" w:after="0" w:afterAutospacing="0"/>
-        <w:textAlignment w:val="baseline"/>
-        <w:rPr>
-          <w:rFonts w:ascii="Arial" w:hAnsi="Arial" w:cs="Arial"/>
-          <w:color w:val="000000"/>
-          <w:sz w:val="22"/>
-          <w:szCs w:val="22"/>
-        </w:rPr>
-      </w:pPr>
-      <w:r>
-        <w:rPr>
-          <w:rFonts w:ascii="Arial" w:hAnsi="Arial" w:cs="Arial"/>
-          <w:b/>
-          <w:bCs/>
-          <w:color w:val="000000"/>
-          <w:sz w:val="22"/>
-          <w:szCs w:val="22"/>
-        </w:rPr>
-        <w:t>Hibalehetőségek csökkentése</w:t>
-      </w:r>
-    </w:p>
-    <w:p>
-      <w:pPr>
-        <w:pStyle w:val="NormlWeb"/>
-        <w:numPr>
-          <w:ilvl w:val="0"/>
-          <w:numId w:val="1"/>
-        </w:numPr>
-        <w:spacing w:before="0" w:beforeAutospacing="0" w:after="0" w:afterAutospacing="0"/>
-        <w:textAlignment w:val="baseline"/>
-        <w:rPr>
-          <w:rFonts w:ascii="Arial" w:hAnsi="Arial" w:cs="Arial"/>
-          <w:color w:val="000000"/>
-          <w:sz w:val="22"/>
-          <w:szCs w:val="22"/>
-        </w:rPr>
-      </w:pPr>
-      <w:r>
-        <w:rPr>
-          <w:rFonts w:ascii="Arial" w:hAnsi="Arial" w:cs="Arial"/>
-          <w:b/>
-          <w:bCs/>
-          <w:color w:val="000000"/>
-          <w:sz w:val="22"/>
-          <w:szCs w:val="22"/>
-        </w:rPr>
-        <w:t>Felhasználóbarát élmény biztosítása</w:t>
-      </w:r>
-    </w:p>
-    <w:p>
-      <w:pPr>
-        <w:pStyle w:val="NormlWeb"/>
-        <w:numPr>
-          <w:ilvl w:val="0"/>
-          <w:numId w:val="1"/>
-        </w:numPr>
-        <w:spacing w:before="0" w:beforeAutospacing="0" w:after="0" w:afterAutospacing="0"/>
-        <w:textAlignment w:val="baseline"/>
-        <w:rPr>
-          <w:rFonts w:ascii="Arial" w:hAnsi="Arial" w:cs="Arial"/>
-          <w:color w:val="000000"/>
-          <w:sz w:val="22"/>
-          <w:szCs w:val="22"/>
-        </w:rPr>
-      </w:pPr>
-      <w:r>
-        <w:rPr>
-          <w:rFonts w:ascii="Arial" w:hAnsi="Arial" w:cs="Arial"/>
-          <w:b/>
-          <w:bCs/>
-          <w:color w:val="000000"/>
-          <w:sz w:val="22"/>
-          <w:szCs w:val="22"/>
-        </w:rPr>
-        <w:t>Modern vendéglátási élmény megteremtése</w:t>
-      </w:r>
-    </w:p>
-    <w:p>
-      <w:pPr>
-        <w:pStyle w:val="NormlWeb"/>
-        <w:numPr>
-          <w:ilvl w:val="0"/>
-          <w:numId w:val="1"/>
-        </w:numPr>
-        <w:spacing w:before="0" w:beforeAutospacing="0" w:after="0" w:afterAutospacing="0"/>
-        <w:textAlignment w:val="baseline"/>
-        <w:rPr>
-          <w:rFonts w:ascii="Arial" w:hAnsi="Arial" w:cs="Arial"/>
-          <w:color w:val="000000"/>
-          <w:sz w:val="22"/>
-          <w:szCs w:val="22"/>
-        </w:rPr>
-      </w:pPr>
-      <w:r>
-        <w:rPr>
-          <w:rFonts w:ascii="Arial" w:hAnsi="Arial" w:cs="Arial"/>
-          <w:b/>
-          <w:bCs/>
-          <w:color w:val="000000"/>
-          <w:sz w:val="22"/>
-          <w:szCs w:val="22"/>
-        </w:rPr>
-        <w:t>Munkaerő hatékonyabb kihasználása</w:t>
-      </w:r>
-    </w:p>
-    <w:p>
-      <w:pPr>
-        <w:pStyle w:val="NormlWeb"/>
-        <w:numPr>
-          <w:ilvl w:val="0"/>
-          <w:numId w:val="1"/>
-        </w:numPr>
-        <w:spacing w:before="0" w:beforeAutospacing="0" w:after="240" w:afterAutospacing="0"/>
-        <w:textAlignment w:val="baseline"/>
-        <w:rPr>
-          <w:rFonts w:ascii="Arial" w:hAnsi="Arial" w:cs="Arial"/>
-          <w:color w:val="000000"/>
-          <w:sz w:val="22"/>
-          <w:szCs w:val="22"/>
-        </w:rPr>
-      </w:pPr>
-      <w:r>
-        <w:rPr>
-          <w:rFonts w:ascii="Arial" w:hAnsi="Arial" w:cs="Arial"/>
-          <w:b/>
-          <w:bCs/>
-          <w:color w:val="000000"/>
-          <w:sz w:val="22"/>
-          <w:szCs w:val="22"/>
-        </w:rPr>
-        <w:t>Könnyű frissíthetőség és bővíthetőség</w:t>
-      </w:r>
+          <w:rFonts w:eastAsia="Times New Roman" w:cs="Times New Roman"/>
+          <w:szCs w:val="24"/>
+          <w:lang w:eastAsia="hu-HU"/>
+        </w:rPr>
+        <w:t xml:space="preserve"> és a várakozási idő megnövekedhet. A rendszer használatával a vendég élménye folyamatosabbá és megszakításmentessé válik, hiszen nincs szükség arra, hogy egy adott pillanatban elérhető legyen a személyzet.</w:t>
+      </w:r>
+    </w:p>
+    <w:p>
+      <w:pPr>
+        <w:spacing w:before="100" w:beforeAutospacing="1" w:after="100" w:afterAutospacing="1" w:line="240" w:lineRule="auto"/>
+        <w:jc w:val="left"/>
+        <w:rPr>
+          <w:rFonts w:eastAsia="Times New Roman" w:cs="Times New Roman"/>
+          <w:szCs w:val="24"/>
+          <w:lang w:eastAsia="hu-HU"/>
+        </w:rPr>
+      </w:pPr>
+      <w:r>
+        <w:rPr>
+          <w:rFonts w:eastAsia="Times New Roman" w:cs="Times New Roman"/>
+          <w:szCs w:val="24"/>
+          <w:lang w:eastAsia="hu-HU"/>
+        </w:rPr>
+        <w:t>Ezzel szoros összefüggésben fontos szempont az is, hogy sok ember számára szimpatikusabb, ha nem kell közvetlenül kommunikálnia a személyzettel. A szoftver lehetőséget biztosít arra, hogy a rendelési folyamat teljes mértékben digitálisan történjen, ami különösen előnyös lehet azok számára, akik visszahúzódóbbak, vagy egyszerűen gyorsabb és kényelmesebb megoldást keresnek. Emellett idegen nyelvi környezetben is nagy segítséget nyújt, mivel csökkenti a kommunikációs nehézségekből adódó problémákat.</w:t>
+      </w:r>
+    </w:p>
+    <w:p>
+      <w:pPr>
+        <w:spacing w:before="100" w:beforeAutospacing="1" w:after="100" w:afterAutospacing="1" w:line="240" w:lineRule="auto"/>
+        <w:jc w:val="left"/>
+        <w:rPr>
+          <w:rFonts w:eastAsia="Times New Roman" w:cs="Times New Roman"/>
+          <w:szCs w:val="24"/>
+          <w:lang w:eastAsia="hu-HU"/>
+        </w:rPr>
+      </w:pPr>
+      <w:r>
+        <w:rPr>
+          <w:rFonts w:eastAsia="Times New Roman" w:cs="Times New Roman"/>
+          <w:szCs w:val="24"/>
+          <w:lang w:eastAsia="hu-HU"/>
+        </w:rPr>
+        <w:t>Végül, de nem utolsósorban, a szoftver célja egy könnyen kezelhető program létrehozása volt, amely egyszerű, átlátható felülettel rendelkezik. A rendszer kialakításakor törekedtünk arra, hogy a felhasználói élmény minél intuitívabb legyen, így a vendégek különösebb technikai ismeretek nélkül is gyorsan meg tudják tanulni használni. A logikus felépítés, az egyértelmű navigáció és a jól átlátható menürendszer mind hozzájárulnak ahhoz, hogy a rendelés folyamata gyors, gördülékeny és problémamentes legyen.</w:t>
+      </w:r>
+    </w:p>
+    <w:p>
+      <w:pPr>
+        <w:pStyle w:val="Cmsor1"/>
+      </w:pPr>
+    </w:p>
+    <w:p>
+      <w:pPr>
+        <w:pStyle w:val="Cmsor1"/>
+      </w:pPr>
+    </w:p>
+    <w:p/>
+    <w:p/>
+    <w:p/>
+    <w:p/>
+    <w:p/>
+    <w:p/>
+    <w:p>
+      <w:pPr>
+        <w:pStyle w:val="Cmsor1"/>
+      </w:pPr>
+    </w:p>
+    <w:p>
+      <w:pPr>
+        <w:pStyle w:val="Cmsor1"/>
+      </w:pPr>
+    </w:p>
+    <w:p>
+      <w:pPr>
+        <w:pStyle w:val="Cmsor1"/>
+      </w:pPr>
+      <w:r>
+        <w:t>Komponenseinek technikai leírás</w:t>
+      </w:r>
+      <w:bookmarkEnd w:id="3"/>
+      <w:r>
+        <w:t>a</w:t>
+      </w:r>
+    </w:p>
+    <w:p>
+      <w:proofErr w:type="spellStart"/>
+      <w:r>
+        <w:t>sdfsdsdfsf</w:t>
+      </w:r>
+      <w:proofErr w:type="spellEnd"/>
     </w:p>
     <w:p>
       <w:pPr>
@@ -784,38 +658,6 @@
       <w:r>
         <w:br w:type="page"/>
       </w:r>
-    </w:p>
-    <w:p>
-      <w:pPr>
-        <w:pStyle w:val="Cmsor1"/>
-      </w:pPr>
-      <w:bookmarkStart w:id="2" w:name="_Toc164351091"/>
-      <w:r>
-        <w:lastRenderedPageBreak/>
-        <w:t>Komponenseinek technikai leírás</w:t>
-      </w:r>
-      <w:bookmarkEnd w:id="2"/>
-      <w:r>
-        <w:t>a</w:t>
-      </w:r>
-    </w:p>
-    <w:p>
-      <w:proofErr w:type="spellStart"/>
-      <w:r>
-        <w:t>sdfsdsdfsf</w:t>
-      </w:r>
-      <w:proofErr w:type="spellEnd"/>
-    </w:p>
-    <w:p>
-      <w:pPr>
-        <w:spacing w:after="160" w:line="259" w:lineRule="auto"/>
-        <w:jc w:val="left"/>
-      </w:pPr>
-      <w:r>
-        <w:br w:type="page"/>
-      </w:r>
-      <w:bookmarkStart w:id="3" w:name="_GoBack"/>
-      <w:bookmarkEnd w:id="3"/>
     </w:p>
     <w:p>
       <w:pPr>
@@ -2934,7 +2776,7 @@
 </file>
 
 <file path=customXml/itemProps1.xml><?xml version="1.0" encoding="utf-8"?>
-<ds:datastoreItem xmlns:ds="http://schemas.openxmlformats.org/officeDocument/2006/customXml" ds:itemID="{02ECA01F-776C-4F11-8834-C7466CBE6614}">
+<ds:datastoreItem xmlns:ds="http://schemas.openxmlformats.org/officeDocument/2006/customXml" ds:itemID="{0E5D36AE-388E-4402-8BAB-DE46A9C052C0}">
   <ds:schemaRefs>
     <ds:schemaRef ds:uri="http://schemas.openxmlformats.org/officeDocument/2006/bibliography"/>
   </ds:schemaRefs>
